--- a/javoblar/002.docx
+++ b/javoblar/002.docx
@@ -165,7 +165,7 @@
         <w:spacing w:after="40"/>
       </w:pPr>
       <w:r>
-        <w:t xml:space="preserve">Umumiy epidemiologiya. Oliy tibbiy ta'lim muassasalari uchun darslik. — Toshkent: Tibbiyot nashriyoti. (L.V. Gromashevskiyning yuqish mexanizmi haqidagi ta'limoti bayon etilgan.)</w:t>
+        <w:t xml:space="preserve">Mirtazayev O.M., Zuyeva L.P., Matnazarova G.S. Epidemiologiya. — Toshkent, 2016.</w:t>
       </w:r>
     </w:p>
     <w:p>
@@ -178,7 +178,7 @@
         <w:spacing w:after="40"/>
       </w:pPr>
       <w:r>
-        <w:t xml:space="preserve">World Health Organization. Immunization, herd immunity concepts. URL: https://www.who.int (jamoaviy immunitet tushunchasi).</w:t>
+        <w:t xml:space="preserve">Gromashevskiy L.V. Umumiy epidemiologiya (yuqish mexanizmi ta'limoti).</w:t>
       </w:r>
     </w:p>
     <w:p>
@@ -191,7 +191,7 @@
         <w:spacing w:after="40"/>
       </w:pPr>
       <w:r>
-        <w:t xml:space="preserve">X. Komilov kutubxonasi materiallari (ochiq manba). URL: https://xayrullokomilov.uz/kutubxona</w:t>
+        <w:t xml:space="preserve">World Health Organization. Immunization, vaccines and biologicals: Expanded Programme on Immunization (EPI). URL: https://www.who.int/teams/immunization-vaccines-and-biologicals</w:t>
       </w:r>
     </w:p>
     <w:sectPr>

--- a/javoblar/002.docx
+++ b/javoblar/002.docx
@@ -5,154 +5,96 @@
     <w:p>
       <w:pPr>
         <w:pStyle w:val="Heading1"/>
-        <w:spacing w:after="200"/>
-      </w:pPr>
-      <w:r>
-        <w:t xml:space="preserve">2. Epidemik jarayonga munosib uchta zanjirni ta'riflab bering</w:t>
-      </w:r>
-    </w:p>
-    <w:p>
-      <w:pPr>
-        <w:spacing w:after="120"/>
-        <w:jc w:val="both"/>
-      </w:pPr>
-      <w:r>
-        <w:t xml:space="preserve">Epidemik jarayon — aholi orasida yuqumli kasalliklarning uzluksiz paydo bo'lishi va tarqalishi jarayoni bo'lib, u uch zaruriy bo'g'inning (zanjirning) birgalikda mavjud bo'lishida yuzaga keladi. Bu bo'g'inlar: infeksiya manbai, qo'zg'atuvchining yuqish mexanizmi hamda qabul qiluvchan (sezgir) organizm (aholi). Ushbu uchta bo'g'in o'zaro uzviy bog'langan zanjirni tashkil etadi; zanjirning kamida bitta bo'g'ini uzilsa, epidemik jarayon to'xtaydi. Bu qonuniyat barcha epidemiyaga qarshi va profilaktik tadbirlarning nazariy asosi hisoblanadi [1].</w:t>
+        <w:spacing w:after="240"/>
+        <w:jc w:val="center"/>
+      </w:pPr>
+      <w:r>
+        <w:rPr>
+          <w:rFonts w:ascii="Times New Roman" w:cs="Times New Roman" w:eastAsia="Times New Roman" w:hAnsi="Times New Roman"/>
+          <w:b/>
+          <w:bCs/>
+          <w:sz w:val="28"/>
+          <w:szCs w:val="28"/>
+        </w:rPr>
+        <w:t xml:space="preserve">2. Epidemik jarayonga munosib uchta zanjirni ta'riflab bering.</w:t>
       </w:r>
     </w:p>
     <w:p>
       <w:pPr>
         <w:pStyle w:val="Heading2"/>
-        <w:spacing w:after="80" w:before="160"/>
-      </w:pPr>
-      <w:r>
-        <w:t xml:space="preserve">Birinchi bo'g'in — infeksiya manbai</w:t>
-      </w:r>
-    </w:p>
-    <w:p>
-      <w:pPr>
-        <w:spacing w:after="120"/>
-        <w:jc w:val="both"/>
-      </w:pPr>
-      <w:r>
-        <w:t xml:space="preserve">Infeksiya manbai — qo'zg'atuvchi tabiiy ravishda yashaydigan, ko'payadigan va tashqi muhitga ajralib chiqadigan tirik organizm. Antroponozlarda (ich terlama, qizamiq, difteriya) manba faqat odam bo'ladi; bu kasal odam yoki qo'zg'atuvchi tashuvchi bo'lishi mumkin. Zoonozlarda (brutsellyoz, quturish, kuydirgi, o'lat) manba — hayvonlar; odam ko'pincha "biologik tupik" vazifasini bajaradi. Sapronozlarda esa qo'zg'atuvchining tabiiy yashash muhiti — tashqi muhit obyektlari (tuproq, suv). Infeksiya manbai qo'zg'atuvchini kasallikning turli davrlarida — yashirin (inkubatsion), avjida yoki sog'ayish davrida — ajratishi mumkin; shuning uchun manbani bartaraf etish (bemorni ajratish, davolash, tashuvchilarni aniqlash) birinchi yo'nalishdagi muhim tadbirdir [1].</w:t>
+        <w:spacing w:after="100" w:before="200"/>
+      </w:pPr>
+      <w:r>
+        <w:rPr>
+          <w:rFonts w:ascii="Times New Roman" w:cs="Times New Roman" w:eastAsia="Times New Roman" w:hAnsi="Times New Roman"/>
+          <w:b/>
+          <w:bCs/>
+          <w:sz w:val="28"/>
+          <w:szCs w:val="28"/>
+        </w:rPr>
+        <w:t xml:space="preserve">Kirish</w:t>
+      </w:r>
+    </w:p>
+    <w:p>
+      <w:pPr>
+        <w:spacing w:after="120" w:line="276"/>
+        <w:ind w:firstLine="567"/>
+        <w:jc w:val="both"/>
+      </w:pPr>
+      <w:r>
+        <w:rPr>
+          <w:rFonts w:ascii="Times New Roman" w:cs="Times New Roman" w:eastAsia="Times New Roman" w:hAnsi="Times New Roman"/>
+          <w:sz w:val="28"/>
+          <w:szCs w:val="28"/>
+        </w:rPr>
+        <w:t xml:space="preserve">Epidemik jarayon yuqumli kasallik qo'zg'atuvchisining odamlar orasida uzluksiz tarqalishidir. Uning tuzilishini tushunish epidemiyaga qarshi kurashning asosiy qoidasini belgilaydi: jarayonni to'xtatish uchun uning zanjirlaridan kamida bittasini uzish yetarli [1]. Mazkur mavzuda epidemik jarayonning uchta zanjiri, ularning mazmuni va har bir zanjirga qaratilgan profilaktik hamda epidemiyaga qarshi choralar yoritiladi.</w:t>
       </w:r>
     </w:p>
     <w:p>
       <w:pPr>
         <w:pStyle w:val="Heading2"/>
-        <w:spacing w:after="80" w:before="160"/>
-      </w:pPr>
-      <w:r>
-        <w:t xml:space="preserve">Ikkinchi bo'g'in — yuqish mexanizmi</w:t>
-      </w:r>
-    </w:p>
-    <w:p>
-      <w:pPr>
-        <w:spacing w:after="120"/>
-        <w:jc w:val="both"/>
-      </w:pPr>
-      <w:r>
-        <w:t xml:space="preserve">Yuqish mexanizmi — qo'zg'atuvchining bir organizmdan ikkinchisiga o'tish usuli bo'lib, u qo'zg'atuvchining organizmdagi asosiy joylashuviga mos keladi. L.V. Gromashevskiy ta'limotiga ko'ra, yuqish mexanizmi uch bosqichdan iborat: qo'zg'atuvchining manbadan ajralib chiqishi, uning tashqi muhitda bo'lishi va yangi organizmga kirishi. Asosiy yuqish mexanizmlari quyidagilar: fekal-oral (ichak infeksiyalari), aerozol yoki havo-tomchi (nafas yo'llari infeksiyalari), transmissiv (qon infeksiyalari, bo'g'imoyoqlilar orqali) va kontakt (teri-shilliq qavat infeksiyalari). Har bir mexanizm o'ziga xos yuqish yo'llari va omillari (suv, oziq-ovqat, havo, bo'g'imoyoqli tashuvchilar, maishiy buyumlar) orqali amalga oshadi. Yuqish mexanizmiga ta'sir qiluvchi tadbirlar — dezinfeksiya, dezinseksiya, sanitariya-gigiyenik choralar [1].</w:t>
+        <w:spacing w:after="100" w:before="200"/>
+      </w:pPr>
+      <w:r>
+        <w:rPr>
+          <w:rFonts w:ascii="Times New Roman" w:cs="Times New Roman" w:eastAsia="Times New Roman" w:hAnsi="Times New Roman"/>
+          <w:b/>
+          <w:bCs/>
+          <w:sz w:val="28"/>
+          <w:szCs w:val="28"/>
+        </w:rPr>
+        <w:t xml:space="preserve">Epidemik jarayonning elementar tuzilishi</w:t>
+      </w:r>
+    </w:p>
+    <w:p>
+      <w:pPr>
+        <w:spacing w:after="120" w:line="276"/>
+        <w:ind w:firstLine="567"/>
+        <w:jc w:val="both"/>
+      </w:pPr>
+      <w:r>
+        <w:rPr>
+          <w:rFonts w:ascii="Times New Roman" w:cs="Times New Roman" w:eastAsia="Times New Roman" w:hAnsi="Times New Roman"/>
+          <w:sz w:val="28"/>
+          <w:szCs w:val="28"/>
+        </w:rPr>
+        <w:t xml:space="preserve">O'zbek tilidagi darslikka ko'ra, epidemik jarayonning minimal tuzilmasi, ya'ni uning elementar katakchasi, ketma-ket kelgan uchta o'zaro bog'liq qismdan iborat: birinchisi ikkinchisining shakllanishini, ikkinchisi esa uchinchisining shakllanishini keltirib chiqaradi [1]. Bu g'oya L.V. Gromashevskiy ta'limotiga asoslanadi [1]. Elementar katakcha ichidagi har qanday uzilish epidemik jarayonning muqarrar to'xtashiga olib keladi; faqat katakcha saqlanib qolgan taqdirdagina jarayon uzluksiz davom etadi [1]. Xalqaro adabiyotda xuddi shu g'oya yuqish zanjiri deb ataladi: qo'zg'atuvchi rezervuardan chiqish eshigi orqali chiqadi, yuqish usuli bilan uzatiladi va kirish eshigi orqali moyil xo'jayinga kiradi [2].</w:t>
       </w:r>
     </w:p>
     <w:p>
       <w:pPr>
         <w:pStyle w:val="Heading2"/>
-        <w:spacing w:after="80" w:before="160"/>
-      </w:pPr>
-      <w:r>
-        <w:t xml:space="preserve">Uchinchi bo'g'in — qabul qiluvchan organizm</w:t>
-      </w:r>
-    </w:p>
-    <w:p>
-      <w:pPr>
-        <w:spacing w:after="120"/>
-        <w:jc w:val="both"/>
-      </w:pPr>
-      <w:r>
-        <w:t xml:space="preserve">Uchinchi bo'g'in — qabul qiluvchan (sezgir) organizm yoki aholi. Qabul qiluvchanlik — organizmning qo'zg'atuvchi ta'siriga javob berib kasallanish qobiliyati bo'lib, u immunitet darajasiga bog'liq. Aholining immun qatlami qancha katta bo'lsa, epidemik jarayonning jadalligi shuncha past bo'ladi. Aholi immuniteti tabiiy yo'l bilan (kasallikni o'tkazish orqali) yoki sun'iy yo'l bilan (vaksinatsiya orqali) shakllanadi. Agar aholining yetarli ulushi immunitetga ega bo'lsa, "populyatsion (jamoaviy) immunitet" yuzaga keladi va qo'zg'atuvchining tarqalishi to'xtaydi. Shu bois uchinchi bo'g'inga ta'sir qiluvchi asosiy tadbir — immunprofilaktika (emlash) hisoblanadi [1][2].</w:t>
-      </w:r>
-    </w:p>
-    <w:p>
-      <w:pPr>
-        <w:spacing w:after="120"/>
-        <w:jc w:val="both"/>
-      </w:pPr>
-      <w:r>
-        <w:t xml:space="preserve">Immunitetning napryajyonnosti (kuchlanishi) va davomiyligi kasallikka qarab turlicha bo'ladi: qizamiq, suvchechak va parotitdan keyin umrbod mustahkam immunitet shakllanadi, grippdan keyin esa qisqa muddatli va tor ixtisoslashgan immunitet qoladi. Shuningdek, ayrim ichak infeksiyalarida immunitet beqaror bo'lgani uchun qayta kasallanish mumkin. Qabul qiluvchanlikni baholash — seroepidemiologik tekshiruvlar yordamida aholining immun qatlamini aniqlash orqali amalga oshiriladi va bu emlash dasturlarini rejalashtirishda muhim ko'rsatkichdir [2].</w:t>
-      </w:r>
-    </w:p>
-    <w:p>
-      <w:pPr>
-        <w:pStyle w:val="Heading2"/>
-        <w:spacing w:after="80" w:before="160"/>
-      </w:pPr>
-      <w:r>
-        <w:t xml:space="preserve">Qo'shimcha omillar va bo'g'inlarning o'zaro bog'liqligi</w:t>
-      </w:r>
-    </w:p>
-    <w:p>
-      <w:pPr>
-        <w:spacing w:after="120"/>
-        <w:jc w:val="both"/>
-      </w:pPr>
-      <w:r>
-        <w:t xml:space="preserve">Uchta biologik bo'g'in bilan bir qatorda epidemik jarayonga ijtimoiy va tabiiy omillar ham kuchli ta'sir ko'rsatadi. Ijtimoiy omillarga aholining zichligi, migratsiya, suv ta'minoti va kanalizatsiya holati, oziq-ovqat xavfsizligi, sanitariya madaniyati va sog'liqni saqlash tizimining tashkil etilishi kiradi. Tabiiy omillarga esa iqlim, mavsumiylik, tashuvchi hasharotlar va kemiruvchilarning tarqalishi kiradi. Bu omillar uchta bo'g'inning faolligini kuchaytirishi yoki susaytirishi mumkin. Masalan, suv ta'minotining buzilishi fekal-oral mexanizmni keskin faollashtiradi, migratsiya va olomon to'planishi esa havo-tomchi infeksiyalarining tarqalishiga sharoit yaratadi. Shuning uchun epidemik jarayonni boshqarish faqat biologik bo'g'inlarga emas, balki ularni belgilovchi ijtimoiy-tabiiy sharoitga ham ta'sir qilishni talab etadi. Aynan shu yondashuv zamonaviy epidemiologik nazoratning kompleks tabiatini belgilaydi [1].</w:t>
-      </w:r>
-    </w:p>
-    <w:p>
-      <w:pPr>
-        <w:pStyle w:val="Heading2"/>
-        <w:spacing w:after="80" w:before="160"/>
-      </w:pPr>
-      <w:r>
-        <w:t xml:space="preserve">Amaliy ahamiyati</w:t>
-      </w:r>
-    </w:p>
-    <w:p>
-      <w:pPr>
-        <w:spacing w:after="120"/>
-        <w:jc w:val="both"/>
-      </w:pPr>
-      <w:r>
-        <w:t xml:space="preserve">Uch bo'g'in haqidagi ta'limot epidemiyaga qarshi tadbirlarni tizimli tashkil etishning asosidir. Tadbirlar uch yo'nalishda olib boriladi: infeksiya manbaiga qarshi (bemorlarni aniqlash, ajratish, davolash, tashuvchilarni sanatsiya qilish, zoonozlarda hayvonlar o'rtasidagi choralar); yuqish mexanizmiga qarshi (dezinfeksiya, dezinseksiya, deratizatsiya, sanitariya-gigiyenik tadbirlar); qabul qiluvchan organizmga qarshi (immunizatsiya, shoshilinch profilaktika). Har bir aniq kasallikda bu uch yo'nalishdan qaysi biri eng samarali ekanligi yetakchi yuqish mexanizmiga bog'liq holda tanlanadi [1]. Masalan, havo-tomchi orqali yuqadigan va boshqariladigan infeksiyalarda (qizamiq, difteriya) asosiy ta'sir qabul qiluvchan organizmga — ya'ni emlashga qaratiladi, chunki yuqish mexanizmiga to'liq to'sqinlik qilish amalda qiyin. Fekal-oral mexanizmli ichak infeksiyalarida esa yuqish yo'llarini uzish (toza suv, sanitariya, oziq-ovqat xavfsizligi) birinchi o'ringa chiqadi. Zoonozlarda esa infeksiya manbai — hayvonlar ustidan veterinariya-sanitariya nazorati hal qiluvchi ahamiyatga ega. Demak, bo'g'inlarning nisbiy ahamiyatini to'g'ri baholash resurslarni samarali taqsimlash imkonini beradi.</w:t>
-      </w:r>
-    </w:p>
-    <w:p>
-      <w:pPr>
-        <w:spacing w:after="120"/>
-        <w:jc w:val="both"/>
-      </w:pPr>
-      <w:r>
-        <w:t xml:space="preserve">Tarixiy nuqtai nazardan, uch bo'g'in haqidagi ta'limotni rivojlantirishda L.V. Gromashevskiyning hissasi katta bo'ldi: u yuqish mexanizmini qo'zg'atuvchining organizmdagi birlamchi joylashuvi bilan bog'lab, mantiqiy va yaxlit nazariya yaratdi. Keyinchalik V.D. Belyakov epidemik jarayonning o'z-o'zini boshqarish nazariyasi orqali qo'zg'atuvchi populyatsiyasining o'zgaruvchanligi va aholi immun tuzilmasining o'zaro ta'siri epidemiyalarning davriy ko'tarilishi va pasayishini belgilashini ko'rsatdi. Bu nazariyalar uchta bo'g'inni statik emas, balki dinamik, o'zgaruvchan tizim sifatida tushunishga yordam beradi va epidemiologik bashorat (prognoz) uchun ilmiy asos yaratadi [1].</w:t>
-      </w:r>
-    </w:p>
-    <w:p>
-      <w:pPr>
-        <w:pStyle w:val="Heading2"/>
-        <w:spacing w:after="80" w:before="160"/>
-      </w:pPr>
-      <w:r>
-        <w:t xml:space="preserve">Xulosa</w:t>
-      </w:r>
-    </w:p>
-    <w:p>
-      <w:pPr>
-        <w:spacing w:after="120"/>
-        <w:jc w:val="both"/>
-      </w:pPr>
-      <w:r>
-        <w:t xml:space="preserve">Epidemik jarayon infeksiya manbai, yuqish mexanizmi va qabul qiluvchan organizmdan iborat uchta zaruriy bo'g'inning birgalikda mavjud bo'lishida yuzaga keladi. Ushbu bo'g'inlar uzluksiz zanjirni hosil qiladi va ularning biri uzilishi bilan jarayon to'xtaydi. Ijtimoiy va tabiiy omillar bu zanjirning faolligini belgilaydi. Shu sababli epidemiologik nazorat va profilaktikaning mohiyati — zanjirning eng zaif bo'g'inini topib, unga maqsadli ta'sir ko'rsatishdan iboratdir. Bo'lajak vrach-epidemiolog uchun bu uch bo'g'inni har bir kasallik misolida aniq tahlil qila olish — epidemiyaga qarshi tadbirlar majmuasini to'g'ri rejalashtirishning birinchi va eng muhim sharti hisoblanadi.</w:t>
-      </w:r>
-    </w:p>
-    <w:p>
-      <w:pPr>
-        <w:pStyle w:val="Heading2"/>
-        <w:spacing w:after="80" w:before="220"/>
-      </w:pPr>
-      <w:r>
-        <w:t xml:space="preserve">Foydalanilgan adabiyotlar</w:t>
+        <w:spacing w:after="100" w:before="200"/>
+      </w:pPr>
+      <w:r>
+        <w:rPr>
+          <w:rFonts w:ascii="Times New Roman" w:cs="Times New Roman" w:eastAsia="Times New Roman" w:hAnsi="Times New Roman"/>
+          <w:b/>
+          <w:bCs/>
+          <w:sz w:val="28"/>
+          <w:szCs w:val="28"/>
+        </w:rPr>
+        <w:t xml:space="preserve">Uchta zanjirning mazmuni</w:t>
       </w:r>
     </w:p>
     <w:p>
@@ -162,10 +104,16 @@
           <w:ilvl w:val="0"/>
           <w:numId w:val="2"/>
         </w:numPr>
-        <w:spacing w:after="40"/>
-      </w:pPr>
-      <w:r>
-        <w:t xml:space="preserve">Mirtazayev O.M., Zuyeva L.P., Matnazarova G.S. Epidemiologiya. — Toshkent, 2016.</w:t>
+        <w:spacing w:after="60" w:line="276"/>
+        <w:jc w:val="both"/>
+      </w:pPr>
+      <w:r>
+        <w:rPr>
+          <w:rFonts w:ascii="Times New Roman" w:cs="Times New Roman" w:eastAsia="Times New Roman" w:hAnsi="Times New Roman"/>
+          <w:sz w:val="28"/>
+          <w:szCs w:val="28"/>
+        </w:rPr>
+        <w:t xml:space="preserve">Birinchi zanjir — infeksiya manbai. Bu parazit yashaydigan, oziqlanadigan, ko'payadigan va tashqariga chiqadigan tabiiy muhitdir. Faqat odamga xos infeksiyalarda (antroponozlarda) manba odam, zoonozlarda hayvon, sapronozlarda tashqi muhit bo'ladi [1]. Xalqaro tasnifda bu rezervuar deb ataladi va odamlar, hayvonlar hamda atrof-muhitni o'z ichiga oladi; rezervuar har doim ham yuqish manbai bo'lavermaydi: masalan, Clostridium botulinum rezervuari tuproq, botulizmning asosiy manbai esa noto'g'ri konservalangan oziq-ovqat [2].</w:t>
       </w:r>
     </w:p>
     <w:p>
@@ -175,10 +123,16 @@
           <w:ilvl w:val="0"/>
           <w:numId w:val="2"/>
         </w:numPr>
-        <w:spacing w:after="40"/>
-      </w:pPr>
-      <w:r>
-        <w:t xml:space="preserve">Gromashevskiy L.V. Umumiy epidemiologiya (yuqish mexanizmi ta'limoti).</w:t>
+        <w:spacing w:after="60" w:line="276"/>
+        <w:jc w:val="both"/>
+      </w:pPr>
+      <w:r>
+        <w:rPr>
+          <w:rFonts w:ascii="Times New Roman" w:cs="Times New Roman" w:eastAsia="Times New Roman" w:hAnsi="Times New Roman"/>
+          <w:sz w:val="28"/>
+          <w:szCs w:val="28"/>
+        </w:rPr>
+        <w:t xml:space="preserve">Ikkinchi zanjir — yuqish mexanizmi. Bu qo'zg'atuvchining evolyutsion shakllangan tarqalish usuli bo'lib, parazit odamlarning yashash sharoitiga qanchalik moslashgan bo'lsa, populyatsiyada shunchalik tez tarqaladi. Hozirgi sharoitda eng muhimi havo-tomchi mexanizmidir, chunki uning ta'sirida samarali vositalar bo'lmasa, kasallanish ayniqsa yuqori bo'ladi [1]. CDC tasnifida yuqish bevosita (to'g'ridan-to'g'ri aloqa, tomchi orqali) va bilvosita (havo, vosita, vektor orqali) turlarga bo'linadi [2].</w:t>
       </w:r>
     </w:p>
     <w:p>
@@ -188,15 +142,351 @@
           <w:ilvl w:val="0"/>
           <w:numId w:val="2"/>
         </w:numPr>
-        <w:spacing w:after="40"/>
-      </w:pPr>
-      <w:r>
-        <w:t xml:space="preserve">World Health Organization. Immunization, vaccines and biologicals: Expanded Programme on Immunization (EPI). URL: https://www.who.int/teams/immunization-vaccines-and-biologicals</w:t>
+        <w:spacing w:after="60" w:line="276"/>
+        <w:jc w:val="both"/>
+      </w:pPr>
+      <w:r>
+        <w:rPr>
+          <w:rFonts w:ascii="Times New Roman" w:cs="Times New Roman" w:eastAsia="Times New Roman" w:hAnsi="Times New Roman"/>
+          <w:sz w:val="28"/>
+          <w:szCs w:val="28"/>
+        </w:rPr>
+        <w:t xml:space="preserve">Uchinchi zanjir — moyil organizm. Zanjirning bu bo'g'ini tur sezuvchanligi bilan belgilanadi. Masalan, ich terlamada 50% ko'ngillini yuqtiradigan doza virulent shtammning 10^7 mikrob hujayrasiga, ichburug'da 0,5×10^3–0,5×10^4 ga teng; tulyaremiyada esa 25–50 mikrob hujayrasi yetarli [1]. Moyillik genetik omillarga, maxsus immunitetga va nomaxsus omillarga (teri, shilliq qavat, oshqozon kislotaliligi) bog'liq; to'yib ovqatlanmaslik, alkogolizm va immunitetni susaytiruvchi kasalliklar uni oshiradi [2].</w:t>
+      </w:r>
+    </w:p>
+    <w:p>
+      <w:pPr>
+        <w:spacing w:after="120" w:line="276"/>
+        <w:ind w:firstLine="567"/>
+        <w:jc w:val="both"/>
+      </w:pPr>
+      <w:r>
+        <w:rPr>
+          <w:rFonts w:ascii="Times New Roman" w:cs="Times New Roman" w:eastAsia="Times New Roman" w:hAnsi="Times New Roman"/>
+          <w:sz w:val="28"/>
+          <w:szCs w:val="28"/>
+        </w:rPr>
+        <w:t xml:space="preserve">Darslikda birinchi va ikkinchi zanjirning vazifasi jarayonni imkon qadar tez va kuchli rivojlantirish, uchinchi zanjir esa tormoz vazifasini bajarishi aytilgan. Bu xususiyatdan emlash yordamida maxsus profilaktikada muvaffaqiyatli foydalaniladi: chechak butun dunyoda tugatilgan, qizamiq va poliomielitga qarshi kurash ham shunga asoslanadi [1].</w:t>
+      </w:r>
+    </w:p>
+    <w:p>
+      <w:pPr>
+        <w:pStyle w:val="Heading2"/>
+        <w:spacing w:after="100" w:before="200"/>
+      </w:pPr>
+      <w:r>
+        <w:rPr>
+          <w:rFonts w:ascii="Times New Roman" w:cs="Times New Roman" w:eastAsia="Times New Roman" w:hAnsi="Times New Roman"/>
+          <w:b/>
+          <w:bCs/>
+          <w:sz w:val="28"/>
+          <w:szCs w:val="28"/>
+        </w:rPr>
+        <w:t xml:space="preserve">Epidemik jarayon omillari</w:t>
+      </w:r>
+    </w:p>
+    <w:p>
+      <w:pPr>
+        <w:spacing w:after="120" w:line="276"/>
+        <w:ind w:firstLine="567"/>
+        <w:jc w:val="both"/>
+      </w:pPr>
+      <w:r>
+        <w:rPr>
+          <w:rFonts w:ascii="Times New Roman" w:cs="Times New Roman" w:eastAsia="Times New Roman" w:hAnsi="Times New Roman"/>
+          <w:sz w:val="28"/>
+          <w:szCs w:val="28"/>
+        </w:rPr>
+        <w:t xml:space="preserve">Epidemik jarayonning paydo bo'lishi va tarqalishi uchta omilga — biologik, ijtimoiy va tabiiy omillarga bog'liq [1]. Biologik omil parazit va xo'jayin populyatsiyasining o'zaro munosabatidan iborat va mavsumiylikni, populyatsion immunitet holatini belgilaydi. Ijtimoiy omil — odamlarning to'planish darajasi, sanitariya-gigiyena sharoitlari, transport aloqalari, aholining madaniy saviyasi va sog'liqni saqlash tizimining holatini o'z ichiga oladi; u epidemik jarayonning rivojlanish imkoniyati va ko'lamini belgilaydi [1].</w:t>
+      </w:r>
+    </w:p>
+    <w:p>
+      <w:pPr>
+        <w:pStyle w:val="Heading2"/>
+        <w:spacing w:after="100" w:before="200"/>
+      </w:pPr>
+      <w:r>
+        <w:rPr>
+          <w:rFonts w:ascii="Times New Roman" w:cs="Times New Roman" w:eastAsia="Times New Roman" w:hAnsi="Times New Roman"/>
+          <w:b/>
+          <w:bCs/>
+          <w:sz w:val="28"/>
+          <w:szCs w:val="28"/>
+        </w:rPr>
+        <w:t xml:space="preserve">Populyatsion immunitet va uchinchi zanjir</w:t>
+      </w:r>
+    </w:p>
+    <w:p>
+      <w:pPr>
+        <w:spacing w:after="120" w:line="276"/>
+        <w:ind w:firstLine="567"/>
+        <w:jc w:val="both"/>
+      </w:pPr>
+      <w:r>
+        <w:rPr>
+          <w:rFonts w:ascii="Times New Roman" w:cs="Times New Roman" w:eastAsia="Times New Roman" w:hAnsi="Times New Roman"/>
+          <w:sz w:val="28"/>
+          <w:szCs w:val="28"/>
+        </w:rPr>
+        <w:t xml:space="preserve">Uchinchi zanjirning holati epidemik jarayonning borishiga bevosita ta'sir qiladi. V.D. Belyakov va uning hamkasblari epidemik jarayon parazit va xo'jayin populyatsiyalarining o'zaro munosabati natijasida o'zini-o'zi boshqaradi, degan nazariyani ishlab chiqqan [1]. Ammo populyatsion immunitetning tormozlovchi ta'siri hamma infeksiyada ham yetarli bo'lmaydi: tashqi qoplama infeksiyalarida, me'da-ichak infeksiyalarida (poliomielitdan tashqari) va qon guruhi antroponozlarida immunitetli kishilarning nisbiy soni qo'zg'atuvchi aylanishiga sezilarli ta'sir ko'rsatmaydi [1].</w:t>
+      </w:r>
+    </w:p>
+    <w:p>
+      <w:pPr>
+        <w:spacing w:after="120" w:line="276"/>
+        <w:ind w:firstLine="567"/>
+        <w:jc w:val="both"/>
+      </w:pPr>
+      <w:r>
+        <w:rPr>
+          <w:rFonts w:ascii="Times New Roman" w:cs="Times New Roman" w:eastAsia="Times New Roman" w:hAnsi="Times New Roman"/>
+          <w:sz w:val="28"/>
+          <w:szCs w:val="28"/>
+        </w:rPr>
+        <w:t xml:space="preserve">Jamoa immuniteti (herd immunity) tushunchasiga ko'ra, aholining yetarli qismi chidamli bo'lsa, qolgan moyil kishilar qo'zg'atuvchi bilan uchrashmaydi. Biroq amalda emlanganlik 85–90 foizga yetgan aholida ham qizamiq va qizilcha avj olgan, chunki moyil kishilar ijtimoiy yoki madaniy omillar bo'yicha ajralgan kichik guruhlarda to'planadi [2]. Shuning uchun emlash qamrovi o'rtacha ko'rsatkich bilan emas, aniq hududlar va guruhlar kesimida baholanishi kerak.</w:t>
+      </w:r>
+    </w:p>
+    <w:p>
+      <w:pPr>
+        <w:pStyle w:val="Heading2"/>
+        <w:spacing w:after="100" w:before="200"/>
+      </w:pPr>
+      <w:r>
+        <w:rPr>
+          <w:rFonts w:ascii="Times New Roman" w:cs="Times New Roman" w:eastAsia="Times New Roman" w:hAnsi="Times New Roman"/>
+          <w:b/>
+          <w:bCs/>
+          <w:sz w:val="28"/>
+          <w:szCs w:val="28"/>
+        </w:rPr>
+        <w:t xml:space="preserve">Zanjirlarga nisbatan profilaktik va epidemiyaga qarshi choralar</w:t>
+      </w:r>
+    </w:p>
+    <w:p>
+      <w:pPr>
+        <w:spacing w:after="120" w:line="276"/>
+        <w:ind w:firstLine="567"/>
+        <w:jc w:val="both"/>
+      </w:pPr>
+      <w:r>
+        <w:rPr>
+          <w:rFonts w:ascii="Times New Roman" w:cs="Times New Roman" w:eastAsia="Times New Roman" w:hAnsi="Times New Roman"/>
+          <w:sz w:val="28"/>
+          <w:szCs w:val="28"/>
+        </w:rPr>
+        <w:t xml:space="preserve">Darslikdagi tizimlashtirishga ko'ra, profilaktik chora-tadbirlar kasalliklarning oldini olish uchun, epidemiyaga qarshi chora-tadbirlar esa epidemik o'choq paydo bo'lgan sharoitda o'tkaziladi; ikkalasi ham infeksiya manbai, yuqish yo'llari va aholining moyilligiga qaratiladi [1]. Chora-tadbirlar sxemasi quyidagicha [1]:</w:t>
+      </w:r>
+    </w:p>
+    <w:p>
+      <w:pPr>
+        <w:pStyle w:val="ListParagraph"/>
+        <w:numPr>
+          <w:ilvl w:val="0"/>
+          <w:numId w:val="3"/>
+        </w:numPr>
+        <w:spacing w:after="60" w:line="276"/>
+        <w:jc w:val="both"/>
+      </w:pPr>
+      <w:r>
+        <w:rPr>
+          <w:rFonts w:ascii="Times New Roman" w:cs="Times New Roman" w:eastAsia="Times New Roman" w:hAnsi="Times New Roman"/>
+          <w:sz w:val="28"/>
+          <w:szCs w:val="28"/>
+        </w:rPr>
+        <w:t xml:space="preserve">Manbaga nisbatan profilaktika: xavf guruhlarini doimiy kuzatish, immunologik va mikrobiologik tekshiruvlar, ishga qabul qilinganda bakteriya tashuvchilikka tekshirish, tabiiy o'choqlarda epizootologik kuzatuv, deratizatsiya, tuzalganlarni dispanser kuzatuvga olish.</w:t>
+      </w:r>
+    </w:p>
+    <w:p>
+      <w:pPr>
+        <w:pStyle w:val="ListParagraph"/>
+        <w:numPr>
+          <w:ilvl w:val="0"/>
+          <w:numId w:val="3"/>
+        </w:numPr>
+        <w:spacing w:after="60" w:line="276"/>
+        <w:jc w:val="both"/>
+      </w:pPr>
+      <w:r>
+        <w:rPr>
+          <w:rFonts w:ascii="Times New Roman" w:cs="Times New Roman" w:eastAsia="Times New Roman" w:hAnsi="Times New Roman"/>
+          <w:sz w:val="28"/>
+          <w:szCs w:val="28"/>
+        </w:rPr>
+        <w:t xml:space="preserve">Manbaga nisbatan epidemiyaga qarshi choralar: bemorlarni aniqlash, ajratish va kasalxonaga yotqizish, bakteriya tashuvchilarni faol izlash, observatsion va karantin tadbirlari, kasal hayvonlarni ajratish va davolash.</w:t>
+      </w:r>
+    </w:p>
+    <w:p>
+      <w:pPr>
+        <w:pStyle w:val="ListParagraph"/>
+        <w:numPr>
+          <w:ilvl w:val="0"/>
+          <w:numId w:val="3"/>
+        </w:numPr>
+        <w:spacing w:after="60" w:line="276"/>
+        <w:jc w:val="both"/>
+      </w:pPr>
+      <w:r>
+        <w:rPr>
+          <w:rFonts w:ascii="Times New Roman" w:cs="Times New Roman" w:eastAsia="Times New Roman" w:hAnsi="Times New Roman"/>
+          <w:sz w:val="28"/>
+          <w:szCs w:val="28"/>
+        </w:rPr>
+        <w:t xml:space="preserve">Yuqish yo'llariga nisbatan: suv ta'minoti, ovqatlanish va chiqindilarni olib chiqish tizimidagi umumsanitariya tadbirlari, sterilizatsiya, aseptika va antiseptika, profilaktik hamda joriy va yakuniy dezinfeksiya, dezinseksiya.</w:t>
+      </w:r>
+    </w:p>
+    <w:p>
+      <w:pPr>
+        <w:pStyle w:val="ListParagraph"/>
+        <w:numPr>
+          <w:ilvl w:val="0"/>
+          <w:numId w:val="3"/>
+        </w:numPr>
+        <w:spacing w:after="60" w:line="276"/>
+        <w:jc w:val="both"/>
+      </w:pPr>
+      <w:r>
+        <w:rPr>
+          <w:rFonts w:ascii="Times New Roman" w:cs="Times New Roman" w:eastAsia="Times New Roman" w:hAnsi="Times New Roman"/>
+          <w:sz w:val="28"/>
+          <w:szCs w:val="28"/>
+        </w:rPr>
+        <w:t xml:space="preserve">Moyil jamoaga nisbatan: reja asosida emlash, epidemik ko'rsatmalar bo'yicha emlash, shoshilinch profilaktika (kimyoviy, faglar va antibiotiklar bilan profilaktika, passiv emlash), sanitariya-ma'rifiy ishlar.</w:t>
+      </w:r>
+    </w:p>
+    <w:p>
+      <w:pPr>
+        <w:spacing w:after="120" w:line="276"/>
+        <w:ind w:firstLine="567"/>
+        <w:jc w:val="both"/>
+      </w:pPr>
+      <w:r>
+        <w:rPr>
+          <w:rFonts w:ascii="Times New Roman" w:cs="Times New Roman" w:eastAsia="Times New Roman" w:hAnsi="Times New Roman"/>
+          <w:sz w:val="28"/>
+          <w:szCs w:val="28"/>
+        </w:rPr>
+        <w:t xml:space="preserve">Izolyatsiya chorasi, Gromashevskiy ta'biricha, asosan birinchi zanjirga qaratiladi; o'ta moyil bemorlarni himoya qilish uchun o'tkaziladigan protektiv izolyatsiya esa uchinchi zanjirga qaratilgan chora hisoblanadi. Ayrim infeksiyalarda (bolalardagi A guruh streptokokklari, meningokokk va Haemophilus influenzae keltirib chiqargan kasalliklar) izolyatsiyani samarali etiotrop davo boshlanganidan 24 soat o'tgach to'xtatish mumkin [1].</w:t>
+      </w:r>
+    </w:p>
+    <w:p>
+      <w:pPr>
+        <w:spacing w:after="120" w:line="276"/>
+        <w:ind w:firstLine="567"/>
+        <w:jc w:val="both"/>
+      </w:pPr>
+      <w:r>
+        <w:rPr>
+          <w:rFonts w:ascii="Times New Roman" w:cs="Times New Roman" w:eastAsia="Times New Roman" w:hAnsi="Times New Roman"/>
+          <w:sz w:val="28"/>
+          <w:szCs w:val="28"/>
+        </w:rPr>
+        <w:t xml:space="preserve">Xalqaro yondashuvda ham nazorat odatda zanjirning aralashuvga eng sezgir bo'g'iniga qaratiladi [2]. O'zbekiston qonunchiligida yuqumli kasallik o'choqlarida kasallikka gumon qilinayotgan shaxslarni aniqlash, ajratish va kasalxonaga yotqizish, ular bilan muloqotda bo'lganlarni laboratoriya tekshiruvidan o'tkazish va tibbiy kuzatuvga olish hamda yuqish yo'llari va omillarini aniqlash choralari belgilangan [3].</w:t>
+      </w:r>
+    </w:p>
+    <w:p>
+      <w:pPr>
+        <w:pStyle w:val="Heading2"/>
+        <w:spacing w:after="100" w:before="200"/>
+      </w:pPr>
+      <w:r>
+        <w:rPr>
+          <w:rFonts w:ascii="Times New Roman" w:cs="Times New Roman" w:eastAsia="Times New Roman" w:hAnsi="Times New Roman"/>
+          <w:b/>
+          <w:bCs/>
+          <w:sz w:val="28"/>
+          <w:szCs w:val="28"/>
+        </w:rPr>
+        <w:t xml:space="preserve">Xulosa</w:t>
+      </w:r>
+    </w:p>
+    <w:p>
+      <w:pPr>
+        <w:spacing w:after="120" w:line="276"/>
+        <w:ind w:firstLine="567"/>
+        <w:jc w:val="both"/>
+      </w:pPr>
+      <w:r>
+        <w:rPr>
+          <w:rFonts w:ascii="Times New Roman" w:cs="Times New Roman" w:eastAsia="Times New Roman" w:hAnsi="Times New Roman"/>
+          <w:sz w:val="28"/>
+          <w:szCs w:val="28"/>
+        </w:rPr>
+        <w:t xml:space="preserve">Epidemik jarayonning uch zanjiri — infeksiya manbai, yuqish mexanizmi va moyil organizm — o'zaro bog'liq bo'lib, ularning birini ishdan chiqarish jarayonni to'xtatadi. Biroq choralar epidemiologik tashxis natijalariga tayanib, aniq o'chog'ning sharoitiga mos tanlanishi lozim; kerak bo'lganda uchala yo'nalishda ham ish olib boriladi [1]. Amaliyotda vrach-epidemiolog har bir o'choqda qaysi zanjir eng zaif ekanini aniqlab, kuch va vositalarni shu yo'nalishga jamlashi, boshqa yo'nalishlarni esa qo'shimcha chora sifatida saqlashi maqsadga muvofiq.</w:t>
+      </w:r>
+    </w:p>
+    <w:p>
+      <w:pPr>
+        <w:pStyle w:val="Heading2"/>
+        <w:spacing w:after="100" w:before="280"/>
+      </w:pPr>
+      <w:r>
+        <w:rPr>
+          <w:rFonts w:ascii="Times New Roman" w:cs="Times New Roman" w:eastAsia="Times New Roman" w:hAnsi="Times New Roman"/>
+          <w:b/>
+          <w:bCs/>
+          <w:sz w:val="28"/>
+          <w:szCs w:val="28"/>
+        </w:rPr>
+        <w:t xml:space="preserve">Foydalanilgan adabiyotlar</w:t>
+      </w:r>
+    </w:p>
+    <w:p>
+      <w:pPr>
+        <w:pStyle w:val="ListParagraph"/>
+        <w:numPr>
+          <w:ilvl w:val="0"/>
+          <w:numId w:val="4"/>
+        </w:numPr>
+        <w:spacing w:after="80" w:line="260"/>
+      </w:pPr>
+      <w:r>
+        <w:rPr>
+          <w:rFonts w:ascii="Times New Roman" w:cs="Times New Roman" w:eastAsia="Times New Roman" w:hAnsi="Times New Roman"/>
+          <w:sz w:val="28"/>
+          <w:szCs w:val="28"/>
+        </w:rPr>
+        <w:t xml:space="preserve">Mirtazayev O.M., Zueva L.P., Matnazarova G.S. Epidemiologiya (darslik). Toshkent, 2016. 9-bob (96–101-betlar), 13-bob (119–120-betlar), 15-bob (151–153-betlar), izolyatsiya bo'limi (553–554-betlar). Manba: xayrullokomilov.uz/kutubxona, material № 2356 (matn kirill yozuvida).</w:t>
+      </w:r>
+    </w:p>
+    <w:p>
+      <w:pPr>
+        <w:pStyle w:val="ListParagraph"/>
+        <w:numPr>
+          <w:ilvl w:val="0"/>
+          <w:numId w:val="4"/>
+        </w:numPr>
+        <w:spacing w:after="80" w:line="260"/>
+      </w:pPr>
+      <w:r>
+        <w:rPr>
+          <w:rFonts w:ascii="Times New Roman" w:cs="Times New Roman" w:eastAsia="Times New Roman" w:hAnsi="Times New Roman"/>
+          <w:sz w:val="28"/>
+          <w:szCs w:val="28"/>
+        </w:rPr>
+        <w:t xml:space="preserve">CDC. Principles of Epidemiology in Public Health Practice (SS1978), Lesson 1, Section 10: Chain of Infection. URL: https://archive.cdc.gov/www_cdc_gov/csels/dsepd/ss1978/lesson1/section10.html (kirilgan sana: 30.10.2026).</w:t>
+      </w:r>
+    </w:p>
+    <w:p>
+      <w:pPr>
+        <w:pStyle w:val="ListParagraph"/>
+        <w:numPr>
+          <w:ilvl w:val="0"/>
+          <w:numId w:val="4"/>
+        </w:numPr>
+        <w:spacing w:after="80" w:line="260"/>
+      </w:pPr>
+      <w:r>
+        <w:rPr>
+          <w:rFonts w:ascii="Times New Roman" w:cs="Times New Roman" w:eastAsia="Times New Roman" w:hAnsi="Times New Roman"/>
+          <w:sz w:val="28"/>
+          <w:szCs w:val="28"/>
+        </w:rPr>
+        <w:t xml:space="preserve">O'zbekiston Respublikasining "Aholining sanitariya-epidemiologik osoyishtaligi to'g'risida"gi Qonuni (Qonunchilik palatasi 2015-yil 15-iyulda qabul qilgan, Senat 2015-yil 6-avgustda ma'qullagan; keyingi tahrirlar, jumladan O'RQ-683, 21.04.2021), 32-modda. URL: https://lex.uz/docs/2732587. Manba: xayrullokomilov.uz/kutubxona, material № 201. Qonunning asosiy raqami kutubxona matnida ko'rsatilmagan (tasdiqlanmagan).</w:t>
       </w:r>
     </w:p>
     <w:sectPr>
       <w:pgSz w:w="11906" w:h="16838" w:orient="portrait"/>
-      <w:pgMar w:top="1134" w:right="850" w:bottom="1134" w:left="1418" w:header="708" w:footer="708" w:gutter="0"/>
+      <w:pgMar w:top="1134" w:right="850" w:bottom="1134" w:left="1701" w:header="708" w:footer="708" w:gutter="0"/>
       <w:pgNumType/>
       <w:docGrid w:linePitch="360"/>
     </w:sectPr>
@@ -368,12 +658,17 @@
     <w:multiLevelType w:val="hybridMultilevel"/>
     <w:lvl w:ilvl="0" w:tentative="1">
       <w:start w:val="1"/>
-      <w:numFmt w:val="bullet"/>
-      <w:lvlText w:val="•"/>
+      <w:numFmt w:val="decimal"/>
+      <w:lvlText w:val="[%1]"/>
       <w:lvlJc w:val="left"/>
       <w:pPr>
-        <w:ind w:left="576" w:hanging="316"/>
-      </w:pPr>
+        <w:ind w:left="720" w:hanging="720"/>
+      </w:pPr>
+      <w:rPr>
+        <w:rFonts w:ascii="Times New Roman" w:cs="Times New Roman" w:eastAsia="Times New Roman" w:hAnsi="Times New Roman"/>
+        <w:sz w:val="28"/>
+        <w:szCs w:val="28"/>
+      </w:rPr>
     </w:lvl>
   </w:abstractNum>
   <w:abstractNum w:abstractNumId="3" w15:restartNumberingAfterBreak="0">
@@ -381,11 +676,16 @@
     <w:lvl w:ilvl="0" w:tentative="1">
       <w:start w:val="1"/>
       <w:numFmt w:val="decimal"/>
-      <w:lvlText w:val="%1."/>
+      <w:lvlText w:val="%1)"/>
       <w:lvlJc w:val="left"/>
       <w:pPr>
-        <w:ind w:left="576" w:hanging="316"/>
-      </w:pPr>
+        <w:ind w:left="851" w:hanging="425"/>
+      </w:pPr>
+      <w:rPr>
+        <w:rFonts w:ascii="Times New Roman" w:cs="Times New Roman" w:eastAsia="Times New Roman" w:hAnsi="Times New Roman"/>
+        <w:sz w:val="28"/>
+        <w:szCs w:val="28"/>
+      </w:rPr>
     </w:lvl>
   </w:abstractNum>
   <w:abstractNum w:abstractNumId="4" w15:restartNumberingAfterBreak="0">
@@ -393,11 +693,16 @@
     <w:lvl w:ilvl="0" w:tentative="1">
       <w:start w:val="1"/>
       <w:numFmt w:val="decimal"/>
-      <w:lvlText w:val="%1."/>
+      <w:lvlText w:val="%1)"/>
       <w:lvlJc w:val="left"/>
       <w:pPr>
-        <w:ind w:left="576" w:hanging="316"/>
-      </w:pPr>
+        <w:ind w:left="851" w:hanging="425"/>
+      </w:pPr>
+      <w:rPr>
+        <w:rFonts w:ascii="Times New Roman" w:cs="Times New Roman" w:eastAsia="Times New Roman" w:hAnsi="Times New Roman"/>
+        <w:sz w:val="28"/>
+        <w:szCs w:val="28"/>
+      </w:rPr>
     </w:lvl>
   </w:abstractNum>
   <w:num w:numId="1">
@@ -407,7 +712,19 @@
     </w:lvlOverride>
   </w:num>
   <w:num w:numId="2">
+    <w:abstractNumId w:val="3"/>
+    <w:lvlOverride w:ilvl="0">
+      <w:startOverride w:val="1"/>
+    </w:lvlOverride>
+  </w:num>
+  <w:num w:numId="3">
     <w:abstractNumId w:val="4"/>
+    <w:lvlOverride w:ilvl="0">
+      <w:startOverride w:val="1"/>
+    </w:lvlOverride>
+  </w:num>
+  <w:num w:numId="4">
+    <w:abstractNumId w:val="2"/>
     <w:lvlOverride w:ilvl="0">
       <w:startOverride w:val="1"/>
     </w:lvlOverride>
@@ -421,8 +738,8 @@
     <w:rPrDefault>
       <w:rPr>
         <w:rFonts w:ascii="Times New Roman" w:cs="Times New Roman" w:eastAsia="Times New Roman" w:hAnsi="Times New Roman"/>
-        <w:sz w:val="24"/>
-        <w:szCs w:val="24"/>
+        <w:sz w:val="28"/>
+        <w:szCs w:val="28"/>
       </w:rPr>
     </w:rPrDefault>
     <w:pPrDefault/>
@@ -557,7 +874,7 @@
     <w:unhideWhenUsed/>
     <w:pPr>
       <w:spacing w:after="100"/>
-      <w:ind w:left="240"/>
+      <w:ind w:left="280"/>
     </w:pPr>
   </w:style>
   <w:style w:type="paragraph" w:styleId="TOC3">
@@ -569,7 +886,7 @@
     <w:unhideWhenUsed/>
     <w:pPr>
       <w:spacing w:after="100"/>
-      <w:ind w:left="480"/>
+      <w:ind w:left="560"/>
     </w:pPr>
   </w:style>
   <w:style w:type="paragraph" w:styleId="TOC4">
@@ -581,7 +898,7 @@
     <w:unhideWhenUsed/>
     <w:pPr>
       <w:spacing w:after="100"/>
-      <w:ind w:left="720"/>
+      <w:ind w:left="840"/>
     </w:pPr>
   </w:style>
   <w:style w:type="paragraph" w:styleId="TOC5">
@@ -593,7 +910,7 @@
     <w:unhideWhenUsed/>
     <w:pPr>
       <w:spacing w:after="100"/>
-      <w:ind w:left="960"/>
+      <w:ind w:left="1120"/>
     </w:pPr>
   </w:style>
   <w:style w:type="paragraph" w:styleId="TOC6">
@@ -605,23 +922,11 @@
     <w:unhideWhenUsed/>
     <w:pPr>
       <w:spacing w:after="100"/>
-      <w:ind w:left="1200"/>
+      <w:ind w:left="1400"/>
     </w:pPr>
   </w:style>
   <w:style w:type="paragraph" w:styleId="TOC7">
     <w:name w:val="toc 7"/>
-    <w:basedOn w:val="Normal"/>
-    <w:next w:val="Normal"/>
-    <w:uiPriority w:val="39"/>
-    <w:semiHidden/>
-    <w:unhideWhenUsed/>
-    <w:pPr>
-      <w:spacing w:after="100"/>
-      <w:ind w:left="1440"/>
-    </w:pPr>
-  </w:style>
-  <w:style w:type="paragraph" w:styleId="TOC8">
-    <w:name w:val="toc 8"/>
     <w:basedOn w:val="Normal"/>
     <w:next w:val="Normal"/>
     <w:uiPriority w:val="39"/>
@@ -632,6 +937,18 @@
       <w:ind w:left="1680"/>
     </w:pPr>
   </w:style>
+  <w:style w:type="paragraph" w:styleId="TOC8">
+    <w:name w:val="toc 8"/>
+    <w:basedOn w:val="Normal"/>
+    <w:next w:val="Normal"/>
+    <w:uiPriority w:val="39"/>
+    <w:semiHidden/>
+    <w:unhideWhenUsed/>
+    <w:pPr>
+      <w:spacing w:after="100"/>
+      <w:ind w:left="1960"/>
+    </w:pPr>
+  </w:style>
   <w:style w:type="paragraph" w:styleId="TOC9">
     <w:name w:val="toc 9"/>
     <w:basedOn w:val="Normal"/>
@@ -641,7 +958,7 @@
     <w:unhideWhenUsed/>
     <w:pPr>
       <w:spacing w:after="100"/>
-      <w:ind w:left="1920"/>
+      <w:ind w:left="2240"/>
     </w:pPr>
   </w:style>
   <w:style w:type="character" w:styleId="Hyperlink">
@@ -741,15 +1058,16 @@
     <w:next w:val="Normal"/>
     <w:qFormat/>
     <w:pPr>
-      <w:spacing w:after="200"/>
-      <w:jc w:val="center"/>
+      <w:spacing w:after="240" w:before="0"/>
+      <w:outlineLvl w:val="0"/>
     </w:pPr>
     <w:rPr>
       <w:rFonts w:ascii="Times New Roman" w:cs="Times New Roman" w:eastAsia="Times New Roman" w:hAnsi="Times New Roman"/>
       <w:b/>
       <w:bCs/>
-      <w:sz w:val="28"/>
-      <w:szCs w:val="28"/>
+      <w:color w:val="000000"/>
+      <w:sz w:val="30"/>
+      <w:szCs w:val="30"/>
     </w:rPr>
   </w:style>
   <w:style w:type="paragraph" w:styleId="Heading2">
@@ -757,12 +1075,17 @@
     <w:basedOn w:val="Normal"/>
     <w:next w:val="Normal"/>
     <w:qFormat/>
+    <w:pPr>
+      <w:spacing w:after="100" w:before="200"/>
+      <w:outlineLvl w:val="1"/>
+    </w:pPr>
     <w:rPr>
       <w:rFonts w:ascii="Times New Roman" w:cs="Times New Roman" w:eastAsia="Times New Roman" w:hAnsi="Times New Roman"/>
       <w:b/>
       <w:bCs/>
-      <w:sz w:val="26"/>
-      <w:szCs w:val="26"/>
+      <w:color w:val="000000"/>
+      <w:sz w:val="28"/>
+      <w:szCs w:val="28"/>
     </w:rPr>
   </w:style>
 </w:styles>

--- a/javoblar/002.docx
+++ b/javoblar/002.docx
@@ -411,7 +411,7 @@
           <w:sz w:val="28"/>
           <w:szCs w:val="28"/>
         </w:rPr>
-        <w:t xml:space="preserve">Epidemik jarayonning uch zanjiri — infeksiya manbai, yuqish mexanizmi va moyil organizm — o'zaro bog'liq bo'lib, ularning birini ishdan chiqarish jarayonni to'xtatadi. Biroq choralar epidemiologik tashxis natijalariga tayanib, aniq o'chog'ning sharoitiga mos tanlanishi lozim; kerak bo'lganda uchala yo'nalishda ham ish olib boriladi [1]. Amaliyotda vrach-epidemiolog har bir o'choqda qaysi zanjir eng zaif ekanini aniqlab, kuch va vositalarni shu yo'nalishga jamlashi, boshqa yo'nalishlarni esa qo'shimcha chora sifatida saqlashi maqsadga muvofiq.</w:t>
+        <w:t xml:space="preserve">Epidemik jarayonning uch zanjiri — infeksiya manbai, yuqish mexanizmi va moyil organizm — o'zaro bog'liq bo'lib, ularning birini ishdan chiqarish jarayonni to'xtatadi. Biroq choralar epidemiologik tashxis natijalariga tayanib, aniq o'chog'ning sharoitiga mos tanlanishi lozim; kerak bo'lganda uchala yo'nalishda ham ish olib boriladi [1]. Amaliyotda vrach-epidemiolog har bir o'choqda qaysi zanjir eng zaif ekanini aniqlab, kuch va vositalarni shu yo'nalishga jamlashi, boshqa yo'nalishlarni esa qo'shimcha chora sifatida saqlashi maqsadga muvofiq. JSST ma'lumotlariga ko'ra, diareya infeksiyalari ifloslangan oziq-ovqat yoki ichimlik suvi orqali yoki gigiyena buzilganda odamdan odamga yuqadi; xavfsiz suv, yaxshilangan sanitariya va sovun bilan qo'l yuvish yuqish yo'li bo'g'inini uzadi [4]. Yuqish yo'liga qaratilgan dezinfeksiya turlari milliy qoidalarda ajratilgan: profilaktik dezinfeksiya epidemiya holatidan qat'i nazar, o'choqli (yakuniy) dezinfeksiya esa infeksiya manbai bartaraf etilgandan keyin patogenlarni to'liq yo'qotish uchun o'tkaziladi [5].</w:t>
       </w:r>
     </w:p>
     <w:p>
@@ -482,6 +482,42 @@
           <w:szCs w:val="28"/>
         </w:rPr>
         <w:t xml:space="preserve">O'zbekiston Respublikasining "Aholining sanitariya-epidemiologik osoyishtaligi to'g'risida"gi Qonuni (Qonunchilik palatasi 2015-yil 15-iyulda qabul qilgan, Senat 2015-yil 6-avgustda ma'qullagan; keyingi tahrirlar, jumladan O'RQ-683, 21.04.2021), 32-modda. URL: https://lex.uz/docs/2732587. Manba: xayrullokomilov.uz/kutubxona, material № 201. Qonunning asosiy raqami kutubxona matnida ko'rsatilmagan (tasdiqlanmagan).</w:t>
+      </w:r>
+    </w:p>
+    <w:p>
+      <w:pPr>
+        <w:pStyle w:val="ListParagraph"/>
+        <w:numPr>
+          <w:ilvl w:val="0"/>
+          <w:numId w:val="4"/>
+        </w:numPr>
+        <w:spacing w:after="80" w:line="260"/>
+      </w:pPr>
+      <w:r>
+        <w:rPr>
+          <w:rFonts w:ascii="Times New Roman" w:cs="Times New Roman" w:eastAsia="Times New Roman" w:hAnsi="Times New Roman"/>
+          <w:sz w:val="28"/>
+          <w:szCs w:val="28"/>
+        </w:rPr>
+        <w:t xml:space="preserve">World Health Organization. Diarrhoeal disease (fact sheet). URL: https://www.who.int/news-room/fact-sheets/detail/diarrhoeal-disease (kirilgan sana: 30.10.2026).</w:t>
+      </w:r>
+    </w:p>
+    <w:p>
+      <w:pPr>
+        <w:pStyle w:val="ListParagraph"/>
+        <w:numPr>
+          <w:ilvl w:val="0"/>
+          <w:numId w:val="4"/>
+        </w:numPr>
+        <w:spacing w:after="80" w:line="260"/>
+      </w:pPr>
+      <w:r>
+        <w:rPr>
+          <w:rFonts w:ascii="Times New Roman" w:cs="Times New Roman" w:eastAsia="Times New Roman" w:hAnsi="Times New Roman"/>
+          <w:sz w:val="28"/>
+          <w:szCs w:val="28"/>
+        </w:rPr>
+        <w:t xml:space="preserve">SanQvaN № 0090-25 (SEO va JS qo'mitasi qarori, Toshkent, 05.05.2025, № 8; Adliya vazirligida 03.06.2025-yilda 350-raqam bilan ro'yxatga olingan), 1-bob. URL: https://lex.uz/en/docs/-7556121. Manba: xayrullokomilov.uz/kutubxona, material № 660.</w:t>
       </w:r>
     </w:p>
     <w:sectPr>
